--- a/05_Website_Angular/docs/reviewer-pack/Linaw-PH-Core-Facts.docx
+++ b/05_Website_Angular/docs/reviewer-pack/Linaw-PH-Core-Facts.docx
@@ -97,7 +97,7 @@
         <w:spacing w:after="120"/>
       </w:pPr>
       <w:r>
-        <w:t>Score = (S x 0.50 + E x 0.25 + X x 0.25) x 100, rounded half-up to a whole number.</w:t>
+        <w:t>Score = (S x 0.50 + E x 0.25 + X x 0.25 + C x 0) x 100, rounded half-up to a whole number. C is certificates, and its weight is zero unless a recruiter gives it a share on their own opening.</w:t>
       </w:r>
     </w:p>
     <w:tbl>
@@ -262,7 +262,7 @@
           </w:tcPr>
           <w:p>
             <w:r>
-              <w:t>A recruiter may change the split on one opening. The three must total 100 and none may fall below 10.</w:t>
+              <w:t>A recruiter may change the split on one opening. Skills, education and experience must each be at least 10 and the four must total 100. Certificates are the exception: they start at 0 and may stay there, because a certificate is one many suitable applicants do not hold.</w:t>
             </w:r>
           </w:p>
         </w:tc>

--- a/05_Website_Angular/docs/reviewer-pack/Linaw-PH-Core-Facts.docx
+++ b/05_Website_Angular/docs/reviewer-pack/Linaw-PH-Core-Facts.docx
@@ -936,7 +936,7 @@
         <w:spacing w:after="120"/>
       </w:pPr>
       <w:r>
-        <w:t>198 automated tests across eight suites, all passing, run in full on every change through continuous integration, which also builds the front end and type-checks the server.</w:t>
+        <w:t>205 automated tests across eight suites, all passing, run in full on every change through continuous integration, which also builds the front end and type-checks the server.</w:t>
       </w:r>
     </w:p>
     <w:tbl>
@@ -976,7 +976,7 @@
           </w:tcPr>
           <w:p>
             <w:r>
-              <w:t>51 — weighting, tier boundaries at exactly 80 and 50, unspecified requirements, the rounding rule, and a 500-pair sweep proving browser and server agree.</w:t>
+              <w:t>56 — weighting, tier boundaries at exactly 80 and 50, unspecified requirements, the rounding rule, and a 500-pair sweep proving browser and server agree.</w:t>
             </w:r>
           </w:p>
         </w:tc>
@@ -1001,7 +1001,7 @@
           </w:tcPr>
           <w:p>
             <w:r>
-              <w:t>53 — registration, sign-in, role-based access, one applicant cannot read another's resume, a recruiter sees only their own company.</w:t>
+              <w:t>55 — registration, sign-in, role-based access, one applicant cannot read another's resume, a recruiter sees only their own company.</w:t>
             </w:r>
           </w:p>
         </w:tc>
@@ -2087,7 +2087,7 @@
           </w:tcPr>
           <w:p>
             <w:r>
-              <w:t>A test that catches an old bug coming back. We run 198 of them on every change.</w:t>
+              <w:t>A test that catches an old bug coming back. We run 205 of them on every change.</w:t>
             </w:r>
           </w:p>
         </w:tc>
@@ -2562,7 +2562,7 @@
           </w:tcPr>
           <w:p>
             <w:r>
-              <w:t>A published list of eight things that make software good. We evaluate three of them.</w:t>
+              <w:t>A published list of eight things that make software good. We evaluate five: users rate three of them, and IT experts rate those three plus two more that nobody can judge just by using the site.</w:t>
             </w:r>
           </w:p>
         </w:tc>
@@ -2613,6 +2613,256 @@
           <w:p>
             <w:r>
               <w:t>Applicant Tracking System. The software employers use to sort applications. We are ATS-inspired, not an ATS.</w:t>
+            </w:r>
+          </w:p>
+        </w:tc>
+      </w:tr>
+      <w:tr>
+        <w:tc>
+          <w:tcPr>
+            <w:tcW w:type="dxa" w:w="4680"/>
+          </w:tcPr>
+          <w:p>
+            <w:r>
+              <w:rPr>
+                <w:b/>
+              </w:rPr>
+              <w:t>descriptive statistics</w:t>
+            </w:r>
+          </w:p>
+        </w:tc>
+        <w:tc>
+          <w:tcPr>
+            <w:tcW w:type="dxa" w:w="4680"/>
+          </w:tcPr>
+          <w:p>
+            <w:r>
+              <w:t>Counting and averaging what the answers actually were. It describes these respondents and claims nothing about anybody else.</w:t>
+            </w:r>
+          </w:p>
+        </w:tc>
+      </w:tr>
+      <w:tr>
+        <w:tc>
+          <w:tcPr>
+            <w:tcW w:type="dxa" w:w="4680"/>
+          </w:tcPr>
+          <w:p>
+            <w:r>
+              <w:rPr>
+                <w:b/>
+              </w:rPr>
+              <w:t>inferential</w:t>
+            </w:r>
+          </w:p>
+        </w:tc>
+        <w:tc>
+          <w:tcPr>
+            <w:tcW w:type="dxa" w:w="4680"/>
+          </w:tcPr>
+          <w:p>
+            <w:r>
+              <w:t>A test that tries to say something beyond the people who answered. We run exactly one, on the four before-and-after items. Everything else is descriptive.</w:t>
+            </w:r>
+          </w:p>
+        </w:tc>
+      </w:tr>
+      <w:tr>
+        <w:tc>
+          <w:tcPr>
+            <w:tcW w:type="dxa" w:w="4680"/>
+          </w:tcPr>
+          <w:p>
+            <w:r>
+              <w:rPr>
+                <w:b/>
+              </w:rPr>
+              <w:t>census</w:t>
+            </w:r>
+          </w:p>
+        </w:tc>
+        <w:tc>
+          <w:tcPr>
+            <w:tcW w:type="dxa" w:w="4680"/>
+          </w:tcPr>
+          <w:p>
+            <w:r>
+              <w:t>Asking everybody in a group rather than a sample of them. Our HR group is a census: there is no eleventh person to go and find.</w:t>
+            </w:r>
+          </w:p>
+        </w:tc>
+      </w:tr>
+      <w:tr>
+        <w:tc>
+          <w:tcPr>
+            <w:tcW w:type="dxa" w:w="4680"/>
+          </w:tcPr>
+          <w:p>
+            <w:r>
+              <w:rPr>
+                <w:b/>
+              </w:rPr>
+              <w:t>Likert scale</w:t>
+            </w:r>
+          </w:p>
+        </w:tc>
+        <w:tc>
+          <w:tcPr>
+            <w:tcW w:type="dxa" w:w="4680"/>
+          </w:tcPr>
+          <w:p>
+            <w:r>
+              <w:t>The five-point agree-to-disagree scale. Named after Rensis Likert, who published it in 1932.</w:t>
+            </w:r>
+          </w:p>
+        </w:tc>
+      </w:tr>
+      <w:tr>
+        <w:tc>
+          <w:tcPr>
+            <w:tcW w:type="dxa" w:w="4680"/>
+          </w:tcPr>
+          <w:p>
+            <w:r>
+              <w:rPr>
+                <w:b/>
+              </w:rPr>
+              <w:t>content validity</w:t>
+            </w:r>
+          </w:p>
+        </w:tc>
+        <w:tc>
+          <w:tcPr>
+            <w:tcW w:type="dxa" w:w="4680"/>
+          </w:tcPr>
+          <w:p>
+            <w:r>
+              <w:t>Whether the questions really cover what the instrument claims to measure. Our adviser checks each item against the thing it was written for.</w:t>
+            </w:r>
+          </w:p>
+        </w:tc>
+      </w:tr>
+      <w:tr>
+        <w:tc>
+          <w:tcPr>
+            <w:tcW w:type="dxa" w:w="4680"/>
+          </w:tcPr>
+          <w:p>
+            <w:r>
+              <w:rPr>
+                <w:b/>
+              </w:rPr>
+              <w:t>internal consistency</w:t>
+            </w:r>
+          </w:p>
+        </w:tc>
+        <w:tc>
+          <w:tcPr>
+            <w:tcW w:type="dxa" w:w="4680"/>
+          </w:tcPr>
+          <w:p>
+            <w:r>
+              <w:t>Whether questions meant to measure one thing agree with one another. Cronbach’s alpha is how it is measured.</w:t>
+            </w:r>
+          </w:p>
+        </w:tc>
+      </w:tr>
+      <w:tr>
+        <w:tc>
+          <w:tcPr>
+            <w:tcW w:type="dxa" w:w="4680"/>
+          </w:tcPr>
+          <w:p>
+            <w:r>
+              <w:rPr>
+                <w:b/>
+              </w:rPr>
+              <w:t>operationalise</w:t>
+            </w:r>
+          </w:p>
+        </w:tc>
+        <w:tc>
+          <w:tcPr>
+            <w:tcW w:type="dxa" w:w="4680"/>
+          </w:tcPr>
+          <w:p>
+            <w:r>
+              <w:t>To turn an idea into something countable. "Difficulty" becomes "rate this 1 to 5", which can be averaged.</w:t>
+            </w:r>
+          </w:p>
+        </w:tc>
+      </w:tr>
+      <w:tr>
+        <w:tc>
+          <w:tcPr>
+            <w:tcW w:type="dxa" w:w="4680"/>
+          </w:tcPr>
+          <w:p>
+            <w:r>
+              <w:rPr>
+                <w:b/>
+              </w:rPr>
+              <w:t>methodology</w:t>
+            </w:r>
+          </w:p>
+        </w:tc>
+        <w:tc>
+          <w:tcPr>
+            <w:tcW w:type="dxa" w:w="4680"/>
+          </w:tcPr>
+          <w:p>
+            <w:r>
+              <w:t>How the study was done and why it was done that way. It is Chapter 3.</w:t>
+            </w:r>
+          </w:p>
+        </w:tc>
+      </w:tr>
+      <w:tr>
+        <w:tc>
+          <w:tcPr>
+            <w:tcW w:type="dxa" w:w="4680"/>
+          </w:tcPr>
+          <w:p>
+            <w:r>
+              <w:rPr>
+                <w:b/>
+              </w:rPr>
+              <w:t>implementation</w:t>
+            </w:r>
+          </w:p>
+        </w:tc>
+        <w:tc>
+          <w:tcPr>
+            <w:tcW w:type="dxa" w:w="4680"/>
+          </w:tcPr>
+          <w:p>
+            <w:r>
+              <w:t>The working code itself, as opposed to the plan for it. We have two of the scoring engine, and they must agree.</w:t>
+            </w:r>
+          </w:p>
+        </w:tc>
+      </w:tr>
+      <w:tr>
+        <w:tc>
+          <w:tcPr>
+            <w:tcW w:type="dxa" w:w="4680"/>
+          </w:tcPr>
+          <w:p>
+            <w:r>
+              <w:rPr>
+                <w:b/>
+              </w:rPr>
+              <w:t>parity</w:t>
+            </w:r>
+          </w:p>
+        </w:tc>
+        <w:tc>
+          <w:tcPr>
+            <w:tcW w:type="dxa" w:w="4680"/>
+          </w:tcPr>
+          <w:p>
+            <w:r>
+              <w:t>Two things behaving identically. The browser demo and the real server must produce the same score, and thirteen tests check that they do.</w:t>
             </w:r>
           </w:p>
         </w:tc>

--- a/05_Website_Angular/docs/reviewer-pack/Linaw-PH-Core-Facts.docx
+++ b/05_Website_Angular/docs/reviewer-pack/Linaw-PH-Core-Facts.docx
@@ -936,7 +936,7 @@
         <w:spacing w:after="120"/>
       </w:pPr>
       <w:r>
-        <w:t>205 automated tests across eight suites, all passing, run in full on every change through continuous integration, which also builds the front end and type-checks the server.</w:t>
+        <w:t>209 automated tests across eight suites, all passing, run in full on every change through continuous integration, which also builds the front end and type-checks the server.</w:t>
       </w:r>
     </w:p>
     <w:tbl>
@@ -2087,7 +2087,7 @@
           </w:tcPr>
           <w:p>
             <w:r>
-              <w:t>A test that catches an old bug coming back. We run 205 of them on every change.</w:t>
+              <w:t>A test that catches an old bug coming back. We run 209 of them on every change.</w:t>
             </w:r>
           </w:p>
         </w:tc>

--- a/05_Website_Angular/docs/reviewer-pack/Linaw-PH-Core-Facts.docx
+++ b/05_Website_Angular/docs/reviewer-pack/Linaw-PH-Core-Facts.docx
@@ -137,7 +137,7 @@
           </w:tcPr>
           <w:p>
             <w:r>
-              <w:t>The share of the posting's required skills the applicant has. A matched skill for which the applicant named no source counts 0.5 rather than 1.</w:t>
+              <w:t>The share of the posting's required skills the applicant has. A matched skill for which the applicant named no source counts 0.5 rather than 1. A source is something already on their resume — a job, a project, a certificate, a course, or the resume file they uploaded.</w:t>
             </w:r>
           </w:p>
         </w:tc>
@@ -396,7 +396,7 @@
           </w:tcPr>
           <w:p>
             <w:r>
-              <w:t>Their own PDF or Word document. The recruiter can open and read it. It is read into fields so it can also be scored, but the ranking is sorted on the score from the structured resume.</w:t>
+              <w:t>Their own PDF or Word document. The recruiter can open and read it. It is read into fields so it can also be scored, but the ranking is sorted on the score from the structured resume. A skill that was read out of this file may name the file as its source, so an uploaded resume is not worth less than the same resume typed in by hand.</w:t>
             </w:r>
           </w:p>
         </w:tc>
@@ -976,7 +976,7 @@
           </w:tcPr>
           <w:p>
             <w:r>
-              <w:t>56 — weighting, tier boundaries at exactly 80 and 50, unspecified requirements, the rounding rule, and a 500-pair sweep proving browser and server agree.</w:t>
+              <w:t>59 — weighting, tier boundaries at exactly 80 and 50, unspecified requirements, the rounding rule, a 500-pair sweep proving browser and server agree, and that an uploaded resume scores the same as a typed one holding the same content.</w:t>
             </w:r>
           </w:p>
         </w:tc>
@@ -1001,7 +1001,7 @@
           </w:tcPr>
           <w:p>
             <w:r>
-              <w:t>55 — registration, sign-in, role-based access, one applicant cannot read another's resume, a recruiter sees only their own company.</w:t>
+              <w:t>56 — registration, sign-in, role-based access, one applicant cannot read another's resume, a recruiter sees only their own company, and a skill may only name a file the resume really holds.</w:t>
             </w:r>
           </w:p>
         </w:tc>
@@ -1374,6 +1374,31 @@
           </w:p>
         </w:tc>
       </w:tr>
+      <w:tr>
+        <w:tc>
+          <w:tcPr>
+            <w:tcW w:type="dxa" w:w="4680"/>
+          </w:tcPr>
+          <w:p>
+            <w:r>
+              <w:rPr>
+                <w:b/>
+              </w:rPr>
+              <w:t>A skill may point at a file nobody checked</w:t>
+            </w:r>
+          </w:p>
+        </w:tc>
+        <w:tc>
+          <w:tcPr>
+            <w:tcW w:type="dxa" w:w="4680"/>
+          </w:tcPr>
+          <w:p>
+            <w:r>
+              <w:t>An applicant may name their uploaded file as the source for a skill the file does not contain. Nothing verifies it. What limits it is that the file is sent to the recruiter with the application, so it is a claim they can open and read.</w:t>
+            </w:r>
+          </w:p>
+        </w:tc>
+      </w:tr>
     </w:tbl>
     <w:p>
       <w:pPr>
@@ -2063,6 +2088,31 @@
           <w:p>
             <w:r>
               <w:t>The one official spelling. "JS" and "JavaScript" both point at one canonical skill.</w:t>
+            </w:r>
+          </w:p>
+        </w:tc>
+      </w:tr>
+      <w:tr>
+        <w:tc>
+          <w:tcPr>
+            <w:tcW w:type="dxa" w:w="4680"/>
+          </w:tcPr>
+          <w:p>
+            <w:r>
+              <w:rPr>
+                <w:b/>
+              </w:rPr>
+              <w:t>source (for a skill)</w:t>
+            </w:r>
+          </w:p>
+        </w:tc>
+        <w:tc>
+          <w:tcPr>
+            <w:tcW w:type="dxa" w:w="4680"/>
+          </w:tcPr>
+          <w:p>
+            <w:r>
+              <w:t>Where the applicant says they used a skill. It must be picked from what is already on their resume — a job, a project, a certificate, a course, or the file they uploaded — never typed. A skill with no source still counts, at half.</w:t>
             </w:r>
           </w:p>
         </w:tc>

--- a/05_Website_Angular/docs/reviewer-pack/Linaw-PH-Core-Facts.docx
+++ b/05_Website_Angular/docs/reviewer-pack/Linaw-PH-Core-Facts.docx
@@ -212,7 +212,7 @@
           </w:tcPr>
           <w:p>
             <w:r>
-              <w:t>none 0 · high school 1 · vocational 2 · associate 3 · bachelor 4 · master 5</w:t>
+              <w:t>none 0 · high school 1 · vocational 2 · associate 3 · college level 3.5 · bachelor 4 · master 5</w:t>
             </w:r>
           </w:p>
         </w:tc>
@@ -816,7 +816,7 @@
           </w:tcPr>
           <w:p>
             <w:r>
-              <w:t>Six — submitted, review, shortlisted, rejected, hired, withdrawn.</w:t>
+              <w:t>Ten — Applied, For scheduling, For initial interview, For testing, Shortlisted, Final interview &amp; selection, Job offer, Hired/onboarding, Not selected, and Withdrawn. Only the applicant can withdraw; the rest are recruiter actions.</w:t>
             </w:r>
           </w:p>
         </w:tc>
@@ -936,7 +936,7 @@
         <w:spacing w:after="120"/>
       </w:pPr>
       <w:r>
-        <w:t>209 automated tests across eight suites, all passing, run in full on every change through continuous integration, which also builds the front end and type-checks the server.</w:t>
+        <w:t>222 automated tests across ten suites, all passing, run in full on every change through continuous integration, which also builds the front end and type-checks the server.</w:t>
       </w:r>
     </w:p>
     <w:tbl>
@@ -2112,7 +2112,7 @@
           </w:tcPr>
           <w:p>
             <w:r>
-              <w:t>Where the applicant says they used a skill. It must be picked from what is already on their resume — a job, a project, a certificate, a course, or the file they uploaded — never typed. A skill with no source still counts, at half.</w:t>
+              <w:t>Where the applicant says they learned a skill. It must be picked from what is already on their resume — a job, a project, a certificate, a course, or the file they uploaded — never typed. A skill may name more than one source (learned at both a job and a school), and one with no source still counts, at half.</w:t>
             </w:r>
           </w:p>
         </w:tc>
@@ -2137,7 +2137,7 @@
           </w:tcPr>
           <w:p>
             <w:r>
-              <w:t>A test that catches an old bug coming back. We run 209 of them on every change.</w:t>
+              <w:t>A test that catches an old bug coming back. We run 222 of them on every change.</w:t>
             </w:r>
           </w:p>
         </w:tc>

--- a/05_Website_Angular/docs/reviewer-pack/Linaw-PH-Core-Facts.docx
+++ b/05_Website_Angular/docs/reviewer-pack/Linaw-PH-Core-Facts.docx
@@ -936,7 +936,7 @@
         <w:spacing w:after="120"/>
       </w:pPr>
       <w:r>
-        <w:t>222 automated tests across ten suites, all passing, run in full on every change through continuous integration, which also builds the front end and type-checks the server.</w:t>
+        <w:t>228 automated tests across eleven suites, all passing, run in full on every change through continuous integration, which also builds the front end and type-checks the server.</w:t>
       </w:r>
     </w:p>
     <w:tbl>
@@ -2137,7 +2137,7 @@
           </w:tcPr>
           <w:p>
             <w:r>
-              <w:t>A test that catches an old bug coming back. We run 222 of them on every change.</w:t>
+              <w:t>A test that catches an old bug coming back. We run 228 of them on every change.</w:t>
             </w:r>
           </w:p>
         </w:tc>
